--- a/finance/партнёры/соглашение/Соглашение_о_размещении_модель.docx
+++ b/finance/партнёры/соглашение/Соглашение_о_размещении_модель.docx
@@ -51,14 +51,26 @@
         <w:jc w:val="both"/>
       </w:pPr>
       <w:r>
+        <w:t xml:space="preserve">Общество с ограниченной ответственностью «Проект Компас»</w:t>
+      </w:r>
+      <w:r>
+        <w:t xml:space="preserve"> (далее — «Исполнитель»), в лице </w:t>
+      </w:r>
+      <w:r>
+        <w:t xml:space="preserve">Генерального директора Белкина Бориса [отчество], действующего на основании Устава</w:t>
+      </w:r>
+      <w:r>
+        <w:t xml:space="preserve">, с одной стороны, и </w:t>
+      </w:r>
+      <w:r>
         <w:rPr>
           <w:highlight w:val="yellow"/>
           <w:highlightCs w:val="yellow"/>
         </w:rPr>
-        <w:t xml:space="preserve">[наименование организации или ИП — оператора сайта projectcompass.ru]</w:t>
-      </w:r>
-      <w:r>
-        <w:t xml:space="preserve"> (далее — «Исполнитель»), в лице </w:t>
+        <w:t xml:space="preserve">[полное наименование Партнёра]</w:t>
+      </w:r>
+      <w:r>
+        <w:t xml:space="preserve"> (далее — «Партнёр»), в лице </w:t>
       </w:r>
       <w:r>
         <w:rPr>
@@ -68,27 +80,66 @@
         <w:t xml:space="preserve">[должность, ФИО, основание полномочий]</w:t>
       </w:r>
       <w:r>
-        <w:t xml:space="preserve">, с одной стороны, и </w:t>
+        <w:t xml:space="preserve">, с другой стороны, вместе — «Стороны», заключили настоящее соглашение (далее — «Соглашение») о нижеследующем.</w:t>
+      </w:r>
+    </w:p>
+    <w:p>
+      <w:pPr>
+        <w:keepNext/>
+        <w:spacing w:before="240" w:after="120"/>
+      </w:pPr>
+      <w:r>
+        <w:rPr>
+          <w:b/>
+          <w:bCs/>
+        </w:rPr>
+        <w:t xml:space="preserve">1. Предмет</w:t>
+      </w:r>
+    </w:p>
+    <w:p>
+      <w:pPr>
+        <w:spacing w:after="120" w:line="276"/>
+        <w:jc w:val="both"/>
+      </w:pPr>
+      <w:r>
+        <w:t xml:space="preserve">1.1. </w:t>
+      </w:r>
+      <w:r>
+        <w:t xml:space="preserve">Исполнитель размещает на сайте projectcompass.ru (далее — «Сайт») страницу Партнёра в разделе </w:t>
       </w:r>
       <w:r>
         <w:rPr>
           <w:highlight w:val="yellow"/>
           <w:highlightCs w:val="yellow"/>
         </w:rPr>
-        <w:t xml:space="preserve">[полное наименование Партнёра]</w:t>
-      </w:r>
-      <w:r>
-        <w:t xml:space="preserve"> (далее — «Партнёр»), в лице </w:t>
-      </w:r>
-      <w:r>
-        <w:rPr>
-          <w:highlight w:val="yellow"/>
-          <w:highlightCs w:val="yellow"/>
-        </w:rPr>
-        <w:t xml:space="preserve">[должность, ФИО, основание полномочий]</w:t>
-      </w:r>
-      <w:r>
-        <w:t xml:space="preserve">, с другой стороны, вместе — «Стороны», заключили настоящее соглашение (далее — «Соглашение») о нижеследующем.</w:t>
+        <w:t xml:space="preserve">[«Компании» / «Консультанты»]</w:t>
+      </w:r>
+      <w:r>
+        <w:t xml:space="preserve"> (далее — «Страница») и предоставляет сотрудникам Партнёра доступ к базе Сайта на условиях Соглашения.</w:t>
+      </w:r>
+    </w:p>
+    <w:p>
+      <w:pPr>
+        <w:spacing w:after="120" w:line="276"/>
+        <w:jc w:val="both"/>
+      </w:pPr>
+      <w:r>
+        <w:t xml:space="preserve">1.2. </w:t>
+      </w:r>
+      <w:r>
+        <w:t xml:space="preserve">Страница включает: наименование и логотип Партнёра, описание, ссылку на сайт Партнёра, контакт для связи, по желанию Партнёра — сведения о команде; перечень сделок с участием Партнёра; материалы, опубликованные Партнёром (колонки, комментарии, записи выступлений).</w:t>
+      </w:r>
+    </w:p>
+    <w:p>
+      <w:pPr>
+        <w:spacing w:after="120" w:line="276"/>
+        <w:jc w:val="both"/>
+      </w:pPr>
+      <w:r>
+        <w:t xml:space="preserve">1.3. </w:t>
+      </w:r>
+      <w:r>
+        <w:t xml:space="preserve">К Соглашению применяются правила главы 39 Гражданского кодекса РФ о возмездном оказании услуг.</w:t>
       </w:r>
     </w:p>
     <w:p>
@@ -101,53 +152,85 @@
           <w:b/>
           <w:bCs/>
         </w:rPr>
-        <w:t xml:space="preserve">1. Предмет</w:t>
-      </w:r>
-    </w:p>
-    <w:p>
-      <w:pPr>
-        <w:spacing w:after="120" w:line="276"/>
-        <w:jc w:val="both"/>
-      </w:pPr>
-      <w:r>
-        <w:t xml:space="preserve">1.1. </w:t>
-      </w:r>
-      <w:r>
-        <w:t xml:space="preserve">Исполнитель размещает на сайте projectcompass.ru (далее — «Сайт») страницу Партнёра в разделе </w:t>
-      </w:r>
-      <w:r>
-        <w:rPr>
-          <w:highlight w:val="yellow"/>
-          <w:highlightCs w:val="yellow"/>
-        </w:rPr>
-        <w:t xml:space="preserve">[«Компании» / «Консультанты»]</w:t>
-      </w:r>
-      <w:r>
-        <w:t xml:space="preserve"> (далее — «Страница») и предоставляет сотрудникам Партнёра доступ к базе Сайта на условиях Соглашения.</w:t>
-      </w:r>
-    </w:p>
-    <w:p>
-      <w:pPr>
-        <w:spacing w:after="120" w:line="276"/>
-        <w:jc w:val="both"/>
-      </w:pPr>
-      <w:r>
-        <w:t xml:space="preserve">1.2. </w:t>
-      </w:r>
-      <w:r>
-        <w:t xml:space="preserve">Страница включает: наименование и логотип Партнёра, описание, ссылку на сайт Партнёра, контакт для связи, по желанию Партнёра — сведения о команде; перечень сделок с участием Партнёра; материалы, опубликованные Партнёром (колонки, комментарии, записи выступлений).</w:t>
-      </w:r>
-    </w:p>
-    <w:p>
-      <w:pPr>
-        <w:spacing w:after="120" w:line="276"/>
-        <w:jc w:val="both"/>
-      </w:pPr>
-      <w:r>
-        <w:t xml:space="preserve">1.3. </w:t>
-      </w:r>
-      <w:r>
-        <w:t xml:space="preserve">Соглашение — договор возмездного оказания услуг (глава 39 Гражданского кодекса РФ). Услуги считаются оказанными за период их фактического предоставления.</w:t>
+        <w:t xml:space="preserve">2. Обязанности Исполнителя</w:t>
+      </w:r>
+    </w:p>
+    <w:p>
+      <w:pPr>
+        <w:spacing w:after="120" w:line="276"/>
+        <w:jc w:val="both"/>
+      </w:pPr>
+      <w:r>
+        <w:t xml:space="preserve">2.1. </w:t>
+      </w:r>
+      <w:r>
+        <w:t xml:space="preserve">Оформить Страницу по согласованному с Партнёром макету в течение 10 рабочих дней с момента получения материалов по пункту 3.1. Исполнитель вправе опубликовать сообщение о Партнёре в Telegram-канале «Компаса» — по согласованию с Партнёром.</w:t>
+      </w:r>
+    </w:p>
+    <w:p>
+      <w:pPr>
+        <w:spacing w:after="120" w:line="276"/>
+        <w:jc w:val="both"/>
+      </w:pPr>
+      <w:r>
+        <w:t xml:space="preserve">2.2. </w:t>
+      </w:r>
+      <w:r>
+        <w:t xml:space="preserve">Привязать к Странице сделки, в которых Партнёр назван в открытых источниках. По обращению Партнёра проверить упоминание по источнику и исправить или убрать его в течение 3 рабочих дней.</w:t>
+      </w:r>
+    </w:p>
+    <w:p>
+      <w:pPr>
+        <w:spacing w:after="120" w:line="276"/>
+        <w:jc w:val="both"/>
+      </w:pPr>
+      <w:r>
+        <w:t xml:space="preserve">2.3. </w:t>
+      </w:r>
+      <w:r>
+        <w:t xml:space="preserve">Предоставить до </w:t>
+      </w:r>
+      <w:r>
+        <w:t xml:space="preserve">10</w:t>
+      </w:r>
+      <w:r>
+        <w:t xml:space="preserve"> именных учётных записей сотрудникам Партнёра с полным доступом к базе Сайта: фильтры, выгрузки, подписки на компании и отрасли, ассистент.</w:t>
+      </w:r>
+    </w:p>
+    <w:p>
+      <w:pPr>
+        <w:spacing w:after="120" w:line="276"/>
+        <w:jc w:val="both"/>
+      </w:pPr>
+      <w:r>
+        <w:t xml:space="preserve">2.4. </w:t>
+      </w:r>
+      <w:r>
+        <w:t xml:space="preserve">Публиковать материалы Партнёра в разделе «Материалы» в течение 3 рабочих дней с момента получения, с указанием автора и Партнёра.</w:t>
+      </w:r>
+    </w:p>
+    <w:p>
+      <w:pPr>
+        <w:spacing w:after="120" w:line="276"/>
+        <w:jc w:val="both"/>
+      </w:pPr>
+      <w:r>
+        <w:t xml:space="preserve">2.5. </w:t>
+      </w:r>
+      <w:r>
+        <w:t xml:space="preserve">По запросу Партнёра, но не реже одного раза в месяц, направлять статистику просмотров Страницы и сделок Партнёра.</w:t>
+      </w:r>
+    </w:p>
+    <w:p>
+      <w:pPr>
+        <w:spacing w:after="120" w:line="276"/>
+        <w:jc w:val="both"/>
+      </w:pPr>
+      <w:r>
+        <w:t xml:space="preserve">2.6. </w:t>
+      </w:r>
+      <w:r>
+        <w:t xml:space="preserve">Не передавать третьим лицам и не публиковать сведения, полученные от Партнёра для согласования, до их согласования Партнёром.</w:t>
       </w:r>
     </w:p>
     <w:p>
@@ -160,85 +243,67 @@
           <w:b/>
           <w:bCs/>
         </w:rPr>
-        <w:t xml:space="preserve">2. Обязанности Исполнителя</w:t>
-      </w:r>
-    </w:p>
-    <w:p>
-      <w:pPr>
-        <w:spacing w:after="120" w:line="276"/>
-        <w:jc w:val="both"/>
-      </w:pPr>
-      <w:r>
-        <w:t xml:space="preserve">2.1. </w:t>
-      </w:r>
-      <w:r>
-        <w:t xml:space="preserve">Оформить Страницу по согласованному с Партнёром макету в течение 10 рабочих дней с момента получения материалов по пункту 3.1 и опубликовать сообщение о Партнёре в Telegram-канале «Компаса».</w:t>
-      </w:r>
-    </w:p>
-    <w:p>
-      <w:pPr>
-        <w:spacing w:after="120" w:line="276"/>
-        <w:jc w:val="both"/>
-      </w:pPr>
-      <w:r>
-        <w:t xml:space="preserve">2.2. </w:t>
-      </w:r>
-      <w:r>
-        <w:t xml:space="preserve">Привязать к Странице сделки, в которых Партнёр назван в открытых источниках. По обращению Партнёра проверить упоминание по источнику и исправить или убрать его в течение 3 рабочих дней.</w:t>
-      </w:r>
-    </w:p>
-    <w:p>
-      <w:pPr>
-        <w:spacing w:after="120" w:line="276"/>
-        <w:jc w:val="both"/>
-      </w:pPr>
-      <w:r>
-        <w:t xml:space="preserve">2.3. </w:t>
-      </w:r>
-      <w:r>
-        <w:t xml:space="preserve">Предоставить до </w:t>
-      </w:r>
-      <w:r>
-        <w:t xml:space="preserve">10</w:t>
-      </w:r>
-      <w:r>
-        <w:t xml:space="preserve"> именных учётных записей сотрудникам Партнёра с полным доступом к базе Сайта: фильтры, выгрузки, подписки на компании и отрасли, ассистент.</w:t>
-      </w:r>
-    </w:p>
-    <w:p>
-      <w:pPr>
-        <w:spacing w:after="120" w:line="276"/>
-        <w:jc w:val="both"/>
-      </w:pPr>
-      <w:r>
-        <w:t xml:space="preserve">2.4. </w:t>
-      </w:r>
-      <w:r>
-        <w:t xml:space="preserve">Публиковать материалы Партнёра в разделе «Материалы» в течение 3 рабочих дней с момента получения, с указанием автора и Партнёра.</w:t>
-      </w:r>
-    </w:p>
-    <w:p>
-      <w:pPr>
-        <w:spacing w:after="120" w:line="276"/>
-        <w:jc w:val="both"/>
-      </w:pPr>
-      <w:r>
-        <w:t xml:space="preserve">2.5. </w:t>
-      </w:r>
-      <w:r>
-        <w:t xml:space="preserve">По запросу Партнёра, но не реже одного раза в месяц, направлять статистику просмотров Страницы и сделок Партнёра.</w:t>
-      </w:r>
-    </w:p>
-    <w:p>
-      <w:pPr>
-        <w:spacing w:after="120" w:line="276"/>
-        <w:jc w:val="both"/>
-      </w:pPr>
-      <w:r>
-        <w:t xml:space="preserve">2.6. </w:t>
-      </w:r>
-      <w:r>
-        <w:t xml:space="preserve">Не передавать третьим лицам и не публиковать сведения, полученные от Партнёра для согласования, до их согласования Партнёром.</w:t>
+        <w:t xml:space="preserve">3. Обязанности Партнёра</w:t>
+      </w:r>
+    </w:p>
+    <w:p>
+      <w:pPr>
+        <w:spacing w:after="120" w:line="276"/>
+        <w:jc w:val="both"/>
+      </w:pPr>
+      <w:r>
+        <w:t xml:space="preserve">3.1. </w:t>
+      </w:r>
+      <w:r>
+        <w:t xml:space="preserve">Предоставить логотип, описание, ссылку на сайт и контакт для связи; по желанию — сведения о команде, перечень сделок для размещения, материалы для раздела «Материалы».</w:t>
+      </w:r>
+    </w:p>
+    <w:p>
+      <w:pPr>
+        <w:spacing w:after="120" w:line="276"/>
+        <w:jc w:val="both"/>
+      </w:pPr>
+      <w:r>
+        <w:t xml:space="preserve">3.2. </w:t>
+      </w:r>
+      <w:r>
+        <w:t xml:space="preserve">Согласовать макет Страницы в течение 5 рабочих дней с момента получения; молчание в этот срок не считается согласованием.</w:t>
+      </w:r>
+    </w:p>
+    <w:p>
+      <w:pPr>
+        <w:spacing w:after="120" w:line="276"/>
+        <w:jc w:val="both"/>
+      </w:pPr>
+      <w:r>
+        <w:t xml:space="preserve">3.3. </w:t>
+      </w:r>
+      <w:r>
+        <w:t xml:space="preserve">Обеспечить, что переданные материалы не нарушают прав третьих лиц, а сведения о сотрудниках переданы с их согласия на обработку и публикацию (Федеральный закон № 152-ФЗ).</w:t>
+      </w:r>
+    </w:p>
+    <w:p>
+      <w:pPr>
+        <w:spacing w:after="120" w:line="276"/>
+        <w:jc w:val="both"/>
+      </w:pPr>
+      <w:r>
+        <w:t xml:space="preserve">3.4. </w:t>
+      </w:r>
+      <w:r>
+        <w:t xml:space="preserve">Использовать учётные записи только силами своих сотрудников, не передавать их третьим лицам и не извлекать базу Сайта автоматизированными средствами (статьи 1333–1334 Гражданского кодекса РФ).</w:t>
+      </w:r>
+    </w:p>
+    <w:p>
+      <w:pPr>
+        <w:spacing w:after="120" w:line="276"/>
+        <w:jc w:val="both"/>
+      </w:pPr>
+      <w:r>
+        <w:t xml:space="preserve">3.5. </w:t>
+      </w:r>
+      <w:r>
+        <w:t xml:space="preserve">Партнёр не обязан сообщать Исполнителю о своих сделках. Сведения о сделках, переданные Партнёром сверх открытых источников, публикуются только в согласованном с Партнёром объёме.</w:t>
       </w:r>
     </w:p>
     <w:p>
@@ -251,67 +316,31 @@
           <w:b/>
           <w:bCs/>
         </w:rPr>
-        <w:t xml:space="preserve">3. Обязанности Партнёра</w:t>
-      </w:r>
-    </w:p>
-    <w:p>
-      <w:pPr>
-        <w:spacing w:after="120" w:line="276"/>
-        <w:jc w:val="both"/>
-      </w:pPr>
-      <w:r>
-        <w:t xml:space="preserve">3.1. </w:t>
-      </w:r>
-      <w:r>
-        <w:t xml:space="preserve">Предоставить логотип, описание, ссылку на сайт и контакт для связи; по желанию — сведения о команде, перечень сделок для размещения, материалы для раздела «Материалы».</w:t>
-      </w:r>
-    </w:p>
-    <w:p>
-      <w:pPr>
-        <w:spacing w:after="120" w:line="276"/>
-        <w:jc w:val="both"/>
-      </w:pPr>
-      <w:r>
-        <w:t xml:space="preserve">3.2. </w:t>
-      </w:r>
-      <w:r>
-        <w:t xml:space="preserve">Согласовать макет Страницы в течение 5 рабочих дней с момента получения; молчание в этот срок не считается согласованием.</w:t>
-      </w:r>
-    </w:p>
-    <w:p>
-      <w:pPr>
-        <w:spacing w:after="120" w:line="276"/>
-        <w:jc w:val="both"/>
-      </w:pPr>
-      <w:r>
-        <w:t xml:space="preserve">3.3. </w:t>
-      </w:r>
-      <w:r>
-        <w:t xml:space="preserve">Обеспечить, что переданные материалы не нарушают прав третьих лиц, а сведения о сотрудниках переданы с их согласия на обработку и публикацию (Федеральный закон № 152-ФЗ).</w:t>
-      </w:r>
-    </w:p>
-    <w:p>
-      <w:pPr>
-        <w:spacing w:after="120" w:line="276"/>
-        <w:jc w:val="both"/>
-      </w:pPr>
-      <w:r>
-        <w:t xml:space="preserve">3.4. </w:t>
-      </w:r>
-      <w:r>
-        <w:t xml:space="preserve">Использовать учётные записи только силами своих сотрудников, не передавать их третьим лицам и не извлекать базу Сайта автоматизированными средствами (статьи 1333–1334 Гражданского кодекса РФ).</w:t>
-      </w:r>
-    </w:p>
-    <w:p>
-      <w:pPr>
-        <w:spacing w:after="120" w:line="276"/>
-        <w:jc w:val="both"/>
-      </w:pPr>
-      <w:r>
-        <w:t xml:space="preserve">3.5. </w:t>
-      </w:r>
-      <w:r>
-        <w:t xml:space="preserve">Партнёр не обязан сообщать Исполнителю о своих сделках. Сведения о сделках, переданные Партнёром сверх открытых источников, публикуются только в согласованном с Партнёром объёме.</w:t>
+        <w:t xml:space="preserve">4. Права на материалы</w:t>
+      </w:r>
+    </w:p>
+    <w:p>
+      <w:pPr>
+        <w:spacing w:after="120" w:line="276"/>
+        <w:jc w:val="both"/>
+      </w:pPr>
+      <w:r>
+        <w:t xml:space="preserve">4.1. </w:t>
+      </w:r>
+      <w:r>
+        <w:t xml:space="preserve">Партнёр предоставляет Исполнителю неисключительную безвозмездную лицензию на использование логотипа, описания, материалов и иных переданных объектов на Сайте, в выгрузках Сайта и в Telegram-каналах «Компаса» на срок действия Соглашения и на территории всех стран. Иные права на материалы остаются у Партнёра.</w:t>
+      </w:r>
+    </w:p>
+    <w:p>
+      <w:pPr>
+        <w:spacing w:after="120" w:line="276"/>
+        <w:jc w:val="both"/>
+      </w:pPr>
+      <w:r>
+        <w:t xml:space="preserve">4.2. </w:t>
+      </w:r>
+      <w:r>
+        <w:t xml:space="preserve">Права на базу Сайта, её структуру и производные показатели принадлежат Исполнителю. Партнёр вправе использовать данные Сайта во внутренней работе со ссылкой на Сайт.</w:t>
       </w:r>
     </w:p>
     <w:p>
@@ -324,31 +353,55 @@
           <w:b/>
           <w:bCs/>
         </w:rPr>
-        <w:t xml:space="preserve">4. Права на материалы</w:t>
-      </w:r>
-    </w:p>
-    <w:p>
-      <w:pPr>
-        <w:spacing w:after="120" w:line="276"/>
-        <w:jc w:val="both"/>
-      </w:pPr>
-      <w:r>
-        <w:t xml:space="preserve">4.1. </w:t>
-      </w:r>
-      <w:r>
-        <w:t xml:space="preserve">Партнёр предоставляет Исполнителю неисключительную безвозмездную лицензию на использование логотипа, описания, материалов и иных переданных объектов на Сайте, в выгрузках Сайта и в Telegram-каналах «Компаса» на срок действия Соглашения и на территории всех стран. Иные права на материалы остаются у Партнёра.</w:t>
-      </w:r>
-    </w:p>
-    <w:p>
-      <w:pPr>
-        <w:spacing w:after="120" w:line="276"/>
-        <w:jc w:val="both"/>
-      </w:pPr>
-      <w:r>
-        <w:t xml:space="preserve">4.2. </w:t>
-      </w:r>
-      <w:r>
-        <w:t xml:space="preserve">Права на базу Сайта, её структуру и производные показатели принадлежат Исполнителю. Партнёр вправе использовать данные Сайта во внутренней работе со ссылкой на Сайт.</w:t>
+        <w:t xml:space="preserve">5. Стоимость и порядок оплаты</w:t>
+      </w:r>
+    </w:p>
+    <w:p>
+      <w:pPr>
+        <w:spacing w:after="120" w:line="276"/>
+        <w:jc w:val="both"/>
+      </w:pPr>
+      <w:r>
+        <w:t xml:space="preserve">5.1. </w:t>
+      </w:r>
+      <w:r>
+        <w:t xml:space="preserve">С даты подписания по 31 января 2027 года услуги оказываются безвозмездно.</w:t>
+      </w:r>
+    </w:p>
+    <w:p>
+      <w:pPr>
+        <w:spacing w:after="120" w:line="276"/>
+        <w:jc w:val="both"/>
+      </w:pPr>
+      <w:r>
+        <w:t xml:space="preserve">5.2. </w:t>
+      </w:r>
+      <w:r>
+        <w:t xml:space="preserve">Условия оказания услуг с 1 февраля 2027 года — стоимость услуг либо их дальнейшее безвозмездное оказание — Стороны согласуют письменно не позднее 31 января 2027 года.</w:t>
+      </w:r>
+    </w:p>
+    <w:p>
+      <w:pPr>
+        <w:spacing w:after="120" w:line="276"/>
+        <w:jc w:val="both"/>
+      </w:pPr>
+      <w:r>
+        <w:t xml:space="preserve">5.3. </w:t>
+      </w:r>
+      <w:r>
+        <w:t xml:space="preserve">Если стоимость согласована, счёт выставляется за период, указанный в согласовании; оплата — в течение 10 рабочих дней со дня получения счёта. По окончании оплаченного периода Исполнитель направляет акт об оказании услуг; акт считается принятым, если в течение 10 рабочих дней Партнёр не направил мотивированных возражений.</w:t>
+      </w:r>
+    </w:p>
+    <w:p>
+      <w:pPr>
+        <w:spacing w:after="120" w:line="276"/>
+        <w:jc w:val="both"/>
+      </w:pPr>
+      <w:r>
+        <w:t xml:space="preserve">5.4. </w:t>
+      </w:r>
+      <w:r>
+        <w:t xml:space="preserve">Если до 31 января 2027 года условия по пункту 5.2 не согласованы, Соглашение прекращается 31 января 2027 года без каких-либо санкций для Сторон; применяется пункт 6.3.</w:t>
       </w:r>
     </w:p>
     <w:p>
@@ -361,99 +414,6 @@
           <w:b/>
           <w:bCs/>
         </w:rPr>
-        <w:t xml:space="preserve">5. Стоимость и порядок оплаты</w:t>
-      </w:r>
-    </w:p>
-    <w:p>
-      <w:pPr>
-        <w:spacing w:after="120" w:line="276"/>
-        <w:jc w:val="both"/>
-      </w:pPr>
-      <w:r>
-        <w:t xml:space="preserve">5.1. </w:t>
-      </w:r>
-      <w:r>
-        <w:t xml:space="preserve">С даты подписания по 31 декабря 2026 года услуги оказываются бесплатно.</w:t>
-      </w:r>
-    </w:p>
-    <w:p>
-      <w:pPr>
-        <w:spacing w:after="120" w:line="276"/>
-        <w:jc w:val="both"/>
-      </w:pPr>
-      <w:r>
-        <w:t xml:space="preserve">5.2. </w:t>
-      </w:r>
-      <w:r>
-        <w:t xml:space="preserve">Стоимость услуг за период с 1 января по 31 декабря 2027 года — </w:t>
-      </w:r>
-      <w:r>
-        <w:rPr>
-          <w:b/>
-          <w:bCs/>
-        </w:rPr>
-        <w:t xml:space="preserve">50 000 (пятьдесят тысяч) рублей</w:t>
-      </w:r>
-      <w:r>
-        <w:t xml:space="preserve">, </w:t>
-      </w:r>
-      <w:r>
-        <w:rPr>
-          <w:highlight w:val="yellow"/>
-          <w:highlightCs w:val="yellow"/>
-        </w:rPr>
-        <w:t xml:space="preserve">[НДС не облагается на основании … / в том числе НДС 22 %]</w:t>
-      </w:r>
-      <w:r>
-        <w:t xml:space="preserve">. Стоимость не изменяется, даже если Исполнитель введёт иные тарифы.</w:t>
-      </w:r>
-    </w:p>
-    <w:p>
-      <w:pPr>
-        <w:spacing w:after="120" w:line="276"/>
-        <w:jc w:val="both"/>
-      </w:pPr>
-      <w:r>
-        <w:t xml:space="preserve">5.3. </w:t>
-      </w:r>
-      <w:r>
-        <w:t xml:space="preserve">Счёт выставляется не позднее 15 декабря 2026 года, оплата — в течение 10 рабочих дней со дня получения счёта. По окончании оплаченного периода Исполнитель направляет акт об оказании услуг; акт считается принятым, если в течение 10 рабочих дней Партнёр не направил мотивированных возражений.</w:t>
-      </w:r>
-    </w:p>
-    <w:p>
-      <w:pPr>
-        <w:spacing w:after="120" w:line="276"/>
-        <w:jc w:val="both"/>
-      </w:pPr>
-      <w:r>
-        <w:t xml:space="preserve">5.4. </w:t>
-      </w:r>
-      <w:r>
-        <w:t xml:space="preserve">Если оплата не поступила до 31 декабря 2026 года, Соглашение прекращается с этой даты без каких-либо санкций для Партнёра; применяется пункт 6.3.</w:t>
-      </w:r>
-    </w:p>
-    <w:p>
-      <w:pPr>
-        <w:spacing w:after="120" w:line="276"/>
-        <w:jc w:val="both"/>
-      </w:pPr>
-      <w:r>
-        <w:t xml:space="preserve">5.5. </w:t>
-      </w:r>
-      <w:r>
-        <w:t xml:space="preserve">Продление на следующие периоды — по дополнительному соглашению Сторон.</w:t>
-      </w:r>
-    </w:p>
-    <w:p>
-      <w:pPr>
-        <w:keepNext/>
-        <w:spacing w:before="240" w:after="120"/>
-      </w:pPr>
-      <w:r>
-        <w:rPr>
-          <w:b/>
-          <w:bCs/>
-        </w:rPr>
         <w:t xml:space="preserve">6. Срок и прекращение</w:t>
       </w:r>
     </w:p>
@@ -466,7 +426,7 @@
         <w:t xml:space="preserve">6.1. </w:t>
       </w:r>
       <w:r>
-        <w:t xml:space="preserve">Соглашение действует с даты подписания по 31 декабря 2027 года.</w:t>
+        <w:t xml:space="preserve">Соглашение действует с даты подписания по 31 декабря 2027 года с учётом пункта 5.4.</w:t>
       </w:r>
     </w:p>
     <w:p>
@@ -687,24 +647,20 @@
               <w:jc w:val="left"/>
             </w:pPr>
             <w:r>
+              <w:t xml:space="preserve">Общество с ограниченной ответственностью «Проект Компас»</w:t>
+            </w:r>
+          </w:p>
+          <w:p>
+            <w:pPr>
+              <w:spacing w:after="80"/>
+              <w:jc w:val="left"/>
+            </w:pPr>
+            <w:r>
               <w:rPr>
                 <w:highlight w:val="yellow"/>
                 <w:highlightCs w:val="yellow"/>
               </w:rPr>
-              <w:t xml:space="preserve">[наименование организации или ИП — оператора сайта projectcompass.ru]</w:t>
-            </w:r>
-          </w:p>
-          <w:p>
-            <w:pPr>
-              <w:spacing w:after="80"/>
-              <w:jc w:val="left"/>
-            </w:pPr>
-            <w:r>
-              <w:rPr>
-                <w:highlight w:val="yellow"/>
-                <w:highlightCs w:val="yellow"/>
-              </w:rPr>
-              <w:t xml:space="preserve">[ОГРН/ОГРНИП, ИНН]</w:t>
+              <w:t xml:space="preserve">[ОГРН, ИНН, КПП]</w:t>
             </w:r>
           </w:p>
           <w:p>
@@ -779,11 +735,7 @@
               <w:jc w:val="left"/>
             </w:pPr>
             <w:r>
-              <w:rPr>
-                <w:highlight w:val="yellow"/>
-                <w:highlightCs w:val="yellow"/>
-              </w:rPr>
-              <w:t xml:space="preserve">[должность, ФИО, основание полномочий]</w:t>
+              <w:t xml:space="preserve">Генеральный директор Б. Белкин</w:t>
             </w:r>
           </w:p>
         </w:tc>

--- a/finance/партнёры/соглашение/Соглашение_о_размещении_модель.docx
+++ b/finance/партнёры/соглашение/Соглашение_о_размещении_модель.docx
@@ -57,7 +57,7 @@
         <w:t xml:space="preserve"> (далее — «Исполнитель»), в лице </w:t>
       </w:r>
       <w:r>
-        <w:t xml:space="preserve">Генерального директора Белкина Бориса [отчество], действующего на основании Устава</w:t>
+        <w:t xml:space="preserve">Генерального директора Белкина Бориса Ильича, действующего на основании Устава</w:t>
       </w:r>
       <w:r>
         <w:t xml:space="preserve">, с одной стороны, и </w:t>
@@ -656,24 +656,16 @@
               <w:jc w:val="left"/>
             </w:pPr>
             <w:r>
-              <w:rPr>
-                <w:highlight w:val="yellow"/>
-                <w:highlightCs w:val="yellow"/>
-              </w:rPr>
-              <w:t xml:space="preserve">[ОГРН, ИНН, КПП]</w:t>
-            </w:r>
-          </w:p>
-          <w:p>
-            <w:pPr>
-              <w:spacing w:after="80"/>
-              <w:jc w:val="left"/>
-            </w:pPr>
-            <w:r>
-              <w:rPr>
-                <w:highlight w:val="yellow"/>
-                <w:highlightCs w:val="yellow"/>
-              </w:rPr>
-              <w:t xml:space="preserve">[адрес]</w:t>
+              <w:t xml:space="preserve">ОГРН 1267700327520, ИНН 9707061685, КПП 770701001</w:t>
+            </w:r>
+          </w:p>
+          <w:p>
+            <w:pPr>
+              <w:spacing w:after="80"/>
+              <w:jc w:val="left"/>
+            </w:pPr>
+            <w:r>
+              <w:t xml:space="preserve">127030, г. Москва, вн. тер. г. муниципальный округ Тверской, пер. Весковский, д. 7, помещ. 7/3</w:t>
             </w:r>
           </w:p>
           <w:p>
@@ -695,11 +687,7 @@
               <w:jc w:val="left"/>
             </w:pPr>
             <w:r>
-              <w:rPr>
-                <w:highlight w:val="yellow"/>
-                <w:highlightCs w:val="yellow"/>
-              </w:rPr>
-              <w:t xml:space="preserve">[почта для уведомлений]</w:t>
+              <w:t xml:space="preserve">projectzarya@yandex.ru</w:t>
             </w:r>
           </w:p>
           <w:p>
@@ -735,7 +723,7 @@
               <w:jc w:val="left"/>
             </w:pPr>
             <w:r>
-              <w:t xml:space="preserve">Генеральный директор Б. Белкин</w:t>
+              <w:t xml:space="preserve">Генеральный директор Б. И. Белкин</w:t>
             </w:r>
           </w:p>
         </w:tc>
